--- a/calificacion/plantillas/Acta_de_adjudicacion_puntos.docx
+++ b/calificacion/plantillas/Acta_de_adjudicacion_puntos.docx
@@ -1310,12 +1310,29 @@
           <w:sz w:val="21"/>
           <w:szCs w:val="21"/>
         </w:rPr>
-        <w:t xml:space="preserve">Superada la evaluación técnica, la Comisión procede a la apertura y evaluación de las ofertas económicas de los proponentes calificados. El puntaje económico se asigna de forma inverso-proporcional a la oferta más baja.</w:t>
+        <w:t xml:space="preserve">Superada la evaluación técnica, la Comisión procede a la apertura de las ofertas económicas de los proponentes calificados, con el siguiente detalle:</w:t>
+      </w:r>
+    </w:p>
+    <w:p>
+      <w:pPr>
+        <w:spacing w:after="40" w:line="276"/>
+        <w:jc w:val="both"/>
+      </w:pPr>
+      <w:r>
+        <w:rPr>
+          <w:rFonts w:ascii="Calibri" w:cs="Calibri" w:eastAsia="Calibri" w:hAnsi="Calibri"/>
+          <w:b/>
+          <w:bCs/>
+          <w:color w:val="00249C"/>
+          <w:sz w:val="21"/>
+          <w:szCs w:val="21"/>
+        </w:rPr>
+        <w:t xml:space="preserve">a) Ofertas económicas presentadas</w:t>
       </w:r>
     </w:p>
     <w:tbl>
       <w:tblPr>
-        <w:tblW w:type="dxa" w:w="10000"/>
+        <w:tblW w:type="dxa" w:w="9400"/>
         <w:tblBorders>
           <w:top w:val="single" w:color="D9DEEA" w:sz="4"/>
           <w:left w:val="single" w:color="D9DEEA" w:sz="4"/>
@@ -1327,10 +1344,9 @@
       </w:tblPr>
       <w:tblGrid>
         <w:gridCol w:w="2900"/>
-        <w:gridCol w:w="1500"/>
-        <w:gridCol w:w="1200"/>
-        <w:gridCol w:w="1500"/>
-        <w:gridCol w:w="1300"/>
+        <w:gridCol w:w="1700"/>
+        <w:gridCol w:w="1450"/>
+        <w:gridCol w:w="1750"/>
         <w:gridCol w:w="1600"/>
       </w:tblGrid>
       <w:tr>
@@ -1363,7 +1379,7 @@
         </w:tc>
         <w:tc>
           <w:tcPr>
-            <w:tcW w:type="dxa" w:w="1500"/>
+            <w:tcW w:type="dxa" w:w="1700"/>
             <w:shd w:fill="EEF1FB" w:val="clear"/>
             <w:tcMar>
               <w:top w:type="dxa" w:w="55"/>
@@ -1384,13 +1400,13 @@
                 <w:sz w:val="19"/>
                 <w:szCs w:val="19"/>
               </w:rPr>
-              <w:t xml:space="preserve">Sin IVA</w:t>
-            </w:r>
-          </w:p>
-        </w:tc>
-        <w:tc>
-          <w:tcPr>
-            <w:tcW w:type="dxa" w:w="1200"/>
+              <w:t xml:space="preserve">Valor sin IVA (USD)</w:t>
+            </w:r>
+          </w:p>
+        </w:tc>
+        <w:tc>
+          <w:tcPr>
+            <w:tcW w:type="dxa" w:w="1450"/>
             <w:shd w:fill="EEF1FB" w:val="clear"/>
             <w:tcMar>
               <w:top w:type="dxa" w:w="55"/>
@@ -1411,13 +1427,13 @@
                 <w:sz w:val="19"/>
                 <w:szCs w:val="19"/>
               </w:rPr>
-              <w:t xml:space="preserve">IVA</w:t>
-            </w:r>
-          </w:p>
-        </w:tc>
-        <w:tc>
-          <w:tcPr>
-            <w:tcW w:type="dxa" w:w="1500"/>
+              <w:t xml:space="preserve">IVA (USD)</w:t>
+            </w:r>
+          </w:p>
+        </w:tc>
+        <w:tc>
+          <w:tcPr>
+            <w:tcW w:type="dxa" w:w="1750"/>
             <w:shd w:fill="EEF1FB" w:val="clear"/>
             <w:tcMar>
               <w:top w:type="dxa" w:w="55"/>
@@ -1438,13 +1454,13 @@
                 <w:sz w:val="19"/>
                 <w:szCs w:val="19"/>
               </w:rPr>
-              <w:t xml:space="preserve">Valor total</w:t>
-            </w:r>
-          </w:p>
-        </w:tc>
-        <w:tc>
-          <w:tcPr>
-            <w:tcW w:type="dxa" w:w="1300"/>
+              <w:t xml:space="preserve">Valor total (USD)</w:t>
+            </w:r>
+          </w:p>
+        </w:tc>
+        <w:tc>
+          <w:tcPr>
+            <w:tcW w:type="dxa" w:w="1600"/>
             <w:shd w:fill="EEF1FB" w:val="clear"/>
             <w:tcMar>
               <w:top w:type="dxa" w:w="55"/>
@@ -1465,34 +1481,7 @@
                 <w:sz w:val="19"/>
                 <w:szCs w:val="19"/>
               </w:rPr>
-              <w:t xml:space="preserve">P. econ.</w:t>
-            </w:r>
-          </w:p>
-        </w:tc>
-        <w:tc>
-          <w:tcPr>
-            <w:tcW w:type="dxa" w:w="1600"/>
-            <w:shd w:fill="EEF1FB" w:val="clear"/>
-            <w:tcMar>
-              <w:top w:type="dxa" w:w="55"/>
-              <w:left w:type="dxa" w:w="90"/>
-              <w:bottom w:type="dxa" w:w="55"/>
-              <w:right w:type="dxa" w:w="90"/>
-            </w:tcMar>
-          </w:tcPr>
-          <w:p>
-            <w:pPr>
-              <w:jc w:val="center"/>
-            </w:pPr>
-            <w:r>
-              <w:rPr>
-                <w:rFonts w:ascii="Calibri" w:cs="Calibri" w:eastAsia="Calibri" w:hAnsi="Calibri"/>
-                <w:b/>
-                <w:bCs/>
-                <w:sz w:val="19"/>
-                <w:szCs w:val="19"/>
-              </w:rPr>
-              <w:t xml:space="preserve">P. total</w:t>
+              <w:t xml:space="preserve">¿Se ajusta al presupuesto?</w:t>
             </w:r>
           </w:p>
         </w:tc>
@@ -1526,17 +1515,17 @@
         </w:tc>
         <w:tc>
           <w:tcPr>
-            <w:tcW w:type="dxa" w:w="1500"/>
-            <w:tcMar>
-              <w:top w:type="dxa" w:w="55"/>
-              <w:left w:type="dxa" w:w="90"/>
-              <w:bottom w:type="dxa" w:w="55"/>
-              <w:right w:type="dxa" w:w="90"/>
-            </w:tcMar>
-          </w:tcPr>
-          <w:p>
-            <w:pPr>
-              <w:jc w:val="center"/>
+            <w:tcW w:type="dxa" w:w="1700"/>
+            <w:tcMar>
+              <w:top w:type="dxa" w:w="55"/>
+              <w:left w:type="dxa" w:w="90"/>
+              <w:bottom w:type="dxa" w:w="55"/>
+              <w:right w:type="dxa" w:w="90"/>
+            </w:tcMar>
+          </w:tcPr>
+          <w:p>
+            <w:pPr>
+              <w:jc w:val="right"/>
             </w:pPr>
             <w:r>
               <w:rPr>
@@ -1552,17 +1541,17 @@
         </w:tc>
         <w:tc>
           <w:tcPr>
-            <w:tcW w:type="dxa" w:w="1200"/>
-            <w:tcMar>
-              <w:top w:type="dxa" w:w="55"/>
-              <w:left w:type="dxa" w:w="90"/>
-              <w:bottom w:type="dxa" w:w="55"/>
-              <w:right w:type="dxa" w:w="90"/>
-            </w:tcMar>
-          </w:tcPr>
-          <w:p>
-            <w:pPr>
-              <w:jc w:val="center"/>
+            <w:tcW w:type="dxa" w:w="1450"/>
+            <w:tcMar>
+              <w:top w:type="dxa" w:w="55"/>
+              <w:left w:type="dxa" w:w="90"/>
+              <w:bottom w:type="dxa" w:w="55"/>
+              <w:right w:type="dxa" w:w="90"/>
+            </w:tcMar>
+          </w:tcPr>
+          <w:p>
+            <w:pPr>
+              <w:jc w:val="right"/>
             </w:pPr>
             <w:r>
               <w:rPr>
@@ -1578,7 +1567,33 @@
         </w:tc>
         <w:tc>
           <w:tcPr>
-            <w:tcW w:type="dxa" w:w="1500"/>
+            <w:tcW w:type="dxa" w:w="1750"/>
+            <w:tcMar>
+              <w:top w:type="dxa" w:w="55"/>
+              <w:left w:type="dxa" w:w="90"/>
+              <w:bottom w:type="dxa" w:w="55"/>
+              <w:right w:type="dxa" w:w="90"/>
+            </w:tcMar>
+          </w:tcPr>
+          <w:p>
+            <w:pPr>
+              <w:jc w:val="right"/>
+            </w:pPr>
+            <w:r>
+              <w:rPr>
+                <w:rFonts w:ascii="Calibri" w:cs="Calibri" w:eastAsia="Calibri" w:hAnsi="Calibri"/>
+                <w:b/>
+                <w:bCs/>
+                <w:sz w:val="19"/>
+                <w:szCs w:val="19"/>
+              </w:rPr>
+              <w:t xml:space="preserve">{total}</w:t>
+            </w:r>
+          </w:p>
+        </w:tc>
+        <w:tc>
+          <w:tcPr>
+            <w:tcW w:type="dxa" w:w="1600"/>
             <w:tcMar>
               <w:top w:type="dxa" w:w="55"/>
               <w:left w:type="dxa" w:w="90"/>
@@ -1598,59 +1613,7 @@
                 <w:sz w:val="19"/>
                 <w:szCs w:val="19"/>
               </w:rPr>
-              <w:t xml:space="preserve">{total}</w:t>
-            </w:r>
-          </w:p>
-        </w:tc>
-        <w:tc>
-          <w:tcPr>
-            <w:tcW w:type="dxa" w:w="1300"/>
-            <w:tcMar>
-              <w:top w:type="dxa" w:w="55"/>
-              <w:left w:type="dxa" w:w="90"/>
-              <w:bottom w:type="dxa" w:w="55"/>
-              <w:right w:type="dxa" w:w="90"/>
-            </w:tcMar>
-          </w:tcPr>
-          <w:p>
-            <w:pPr>
-              <w:jc w:val="center"/>
-            </w:pPr>
-            <w:r>
-              <w:rPr>
-                <w:rFonts w:ascii="Calibri" w:cs="Calibri" w:eastAsia="Calibri" w:hAnsi="Calibri"/>
-                <w:b w:val="false"/>
-                <w:bCs w:val="false"/>
-                <w:sz w:val="19"/>
-                <w:szCs w:val="19"/>
-              </w:rPr>
-              <w:t xml:space="preserve">{puntajeEco}</w:t>
-            </w:r>
-          </w:p>
-        </w:tc>
-        <w:tc>
-          <w:tcPr>
-            <w:tcW w:type="dxa" w:w="1600"/>
-            <w:tcMar>
-              <w:top w:type="dxa" w:w="55"/>
-              <w:left w:type="dxa" w:w="90"/>
-              <w:bottom w:type="dxa" w:w="55"/>
-              <w:right w:type="dxa" w:w="90"/>
-            </w:tcMar>
-          </w:tcPr>
-          <w:p>
-            <w:pPr>
-              <w:jc w:val="center"/>
-            </w:pPr>
-            <w:r>
-              <w:rPr>
-                <w:rFonts w:ascii="Calibri" w:cs="Calibri" w:eastAsia="Calibri" w:hAnsi="Calibri"/>
-                <w:b w:val="false"/>
-                <w:bCs w:val="false"/>
-                <w:sz w:val="19"/>
-                <w:szCs w:val="19"/>
-              </w:rPr>
-              <w:t xml:space="preserve">{puntajeTotal}{/economicos}</w:t>
+              <w:t xml:space="preserve">{enPresupuesto}{/economicos}</w:t>
             </w:r>
           </w:p>
         </w:tc>
@@ -1658,7 +1621,7 @@
     </w:tbl>
     <w:p>
       <w:pPr>
-        <w:spacing w:after="60" w:line="276"/>
+        <w:spacing w:after="120" w:line="276"/>
         <w:jc w:val="both"/>
       </w:pPr>
       <w:r>
@@ -1668,9 +1631,329 @@
           <w:sz w:val="19"/>
           <w:szCs w:val="19"/>
         </w:rPr>
-        <w:t xml:space="preserve">Presupuesto referencial: {presupuesto}.</w:t>
-      </w:r>
-    </w:p>
+        <w:t xml:space="preserve">Presupuesto referencial: {presupuesto} ({presupuestoLetras}).</w:t>
+      </w:r>
+    </w:p>
+    <w:p>
+      <w:pPr>
+        <w:spacing w:after="40" w:line="276"/>
+        <w:jc w:val="both"/>
+      </w:pPr>
+      <w:r>
+        <w:rPr>
+          <w:rFonts w:ascii="Calibri" w:cs="Calibri" w:eastAsia="Calibri" w:hAnsi="Calibri"/>
+          <w:b/>
+          <w:bCs/>
+          <w:color w:val="00249C"/>
+          <w:sz w:val="21"/>
+          <w:szCs w:val="21"/>
+        </w:rPr>
+        <w:t xml:space="preserve">b) Puntaje final y orden de prelación</w:t>
+      </w:r>
+    </w:p>
+    <w:p>
+      <w:pPr>
+        <w:spacing w:after="60" w:line="276"/>
+        <w:jc w:val="both"/>
+      </w:pPr>
+      <w:r>
+        <w:rPr>
+          <w:rFonts w:ascii="Calibri" w:cs="Calibri" w:eastAsia="Calibri" w:hAnsi="Calibri"/>
+          <w:sz w:val="21"/>
+          <w:szCs w:val="21"/>
+        </w:rPr>
+        <w:t xml:space="preserve">El puntaje económico se asigna de forma inverso-proporcional a la oferta más baja — Puntaje económico = {pesoEco} × (precio más bajo ÷ precio del oferente) — y el puntaje final es la suma del técnico más el económico:</w:t>
+      </w:r>
+    </w:p>
+    <w:tbl>
+      <w:tblPr>
+        <w:tblW w:type="dxa" w:w="9840"/>
+        <w:tblBorders>
+          <w:top w:val="single" w:color="D9DEEA" w:sz="4"/>
+          <w:left w:val="single" w:color="D9DEEA" w:sz="4"/>
+          <w:bottom w:val="single" w:color="D9DEEA" w:sz="4"/>
+          <w:right w:val="single" w:color="D9DEEA" w:sz="4"/>
+          <w:insideH w:val="single" w:color="D9DEEA" w:sz="4"/>
+          <w:insideV w:val="single" w:color="D9DEEA" w:sz="4"/>
+        </w:tblBorders>
+      </w:tblPr>
+      <w:tblGrid>
+        <w:gridCol w:w="900"/>
+        <w:gridCol w:w="3240"/>
+        <w:gridCol w:w="1900"/>
+        <w:gridCol w:w="1900"/>
+        <w:gridCol w:w="1900"/>
+      </w:tblGrid>
+      <w:tr>
+        <w:tc>
+          <w:tcPr>
+            <w:tcW w:type="dxa" w:w="900"/>
+            <w:shd w:fill="EEF1FB" w:val="clear"/>
+            <w:tcMar>
+              <w:top w:type="dxa" w:w="55"/>
+              <w:left w:type="dxa" w:w="90"/>
+              <w:bottom w:type="dxa" w:w="55"/>
+              <w:right w:type="dxa" w:w="90"/>
+            </w:tcMar>
+          </w:tcPr>
+          <w:p>
+            <w:pPr>
+              <w:jc w:val="center"/>
+            </w:pPr>
+            <w:r>
+              <w:rPr>
+                <w:rFonts w:ascii="Calibri" w:cs="Calibri" w:eastAsia="Calibri" w:hAnsi="Calibri"/>
+                <w:b/>
+                <w:bCs/>
+                <w:sz w:val="19"/>
+                <w:szCs w:val="19"/>
+              </w:rPr>
+              <w:t xml:space="preserve">Orden</w:t>
+            </w:r>
+          </w:p>
+        </w:tc>
+        <w:tc>
+          <w:tcPr>
+            <w:tcW w:type="dxa" w:w="3240"/>
+            <w:shd w:fill="EEF1FB" w:val="clear"/>
+            <w:tcMar>
+              <w:top w:type="dxa" w:w="55"/>
+              <w:left w:type="dxa" w:w="90"/>
+              <w:bottom w:type="dxa" w:w="55"/>
+              <w:right w:type="dxa" w:w="90"/>
+            </w:tcMar>
+          </w:tcPr>
+          <w:p>
+            <w:pPr>
+              <w:jc w:val="left"/>
+            </w:pPr>
+            <w:r>
+              <w:rPr>
+                <w:rFonts w:ascii="Calibri" w:cs="Calibri" w:eastAsia="Calibri" w:hAnsi="Calibri"/>
+                <w:b/>
+                <w:bCs/>
+                <w:sz w:val="19"/>
+                <w:szCs w:val="19"/>
+              </w:rPr>
+              <w:t xml:space="preserve">Proponente</w:t>
+            </w:r>
+          </w:p>
+        </w:tc>
+        <w:tc>
+          <w:tcPr>
+            <w:tcW w:type="dxa" w:w="1900"/>
+            <w:shd w:fill="EEF1FB" w:val="clear"/>
+            <w:tcMar>
+              <w:top w:type="dxa" w:w="55"/>
+              <w:left w:type="dxa" w:w="90"/>
+              <w:bottom w:type="dxa" w:w="55"/>
+              <w:right w:type="dxa" w:w="90"/>
+            </w:tcMar>
+          </w:tcPr>
+          <w:p>
+            <w:pPr>
+              <w:jc w:val="center"/>
+            </w:pPr>
+            <w:r>
+              <w:rPr>
+                <w:rFonts w:ascii="Calibri" w:cs="Calibri" w:eastAsia="Calibri" w:hAnsi="Calibri"/>
+                <w:b/>
+                <w:bCs/>
+                <w:sz w:val="19"/>
+                <w:szCs w:val="19"/>
+              </w:rPr>
+              <w:t xml:space="preserve">Técnico (sobre {tecMax})</w:t>
+            </w:r>
+          </w:p>
+        </w:tc>
+        <w:tc>
+          <w:tcPr>
+            <w:tcW w:type="dxa" w:w="1900"/>
+            <w:shd w:fill="EEF1FB" w:val="clear"/>
+            <w:tcMar>
+              <w:top w:type="dxa" w:w="55"/>
+              <w:left w:type="dxa" w:w="90"/>
+              <w:bottom w:type="dxa" w:w="55"/>
+              <w:right w:type="dxa" w:w="90"/>
+            </w:tcMar>
+          </w:tcPr>
+          <w:p>
+            <w:pPr>
+              <w:jc w:val="center"/>
+            </w:pPr>
+            <w:r>
+              <w:rPr>
+                <w:rFonts w:ascii="Calibri" w:cs="Calibri" w:eastAsia="Calibri" w:hAnsi="Calibri"/>
+                <w:b/>
+                <w:bCs/>
+                <w:sz w:val="19"/>
+                <w:szCs w:val="19"/>
+              </w:rPr>
+              <w:t xml:space="preserve">Económico (sobre {pesoEco})</w:t>
+            </w:r>
+          </w:p>
+        </w:tc>
+        <w:tc>
+          <w:tcPr>
+            <w:tcW w:type="dxa" w:w="1900"/>
+            <w:shd w:fill="EEF1FB" w:val="clear"/>
+            <w:tcMar>
+              <w:top w:type="dxa" w:w="55"/>
+              <w:left w:type="dxa" w:w="90"/>
+              <w:bottom w:type="dxa" w:w="55"/>
+              <w:right w:type="dxa" w:w="90"/>
+            </w:tcMar>
+          </w:tcPr>
+          <w:p>
+            <w:pPr>
+              <w:jc w:val="center"/>
+            </w:pPr>
+            <w:r>
+              <w:rPr>
+                <w:rFonts w:ascii="Calibri" w:cs="Calibri" w:eastAsia="Calibri" w:hAnsi="Calibri"/>
+                <w:b/>
+                <w:bCs/>
+                <w:sz w:val="19"/>
+                <w:szCs w:val="19"/>
+              </w:rPr>
+              <w:t xml:space="preserve">Puntaje final (sobre {puntosTotal})</w:t>
+            </w:r>
+          </w:p>
+        </w:tc>
+      </w:tr>
+      <w:tr>
+        <w:tc>
+          <w:tcPr>
+            <w:tcW w:type="dxa" w:w="900"/>
+            <w:tcMar>
+              <w:top w:type="dxa" w:w="55"/>
+              <w:left w:type="dxa" w:w="90"/>
+              <w:bottom w:type="dxa" w:w="55"/>
+              <w:right w:type="dxa" w:w="90"/>
+            </w:tcMar>
+          </w:tcPr>
+          <w:p>
+            <w:pPr>
+              <w:jc w:val="center"/>
+            </w:pPr>
+            <w:r>
+              <w:rPr>
+                <w:rFonts w:ascii="Calibri" w:cs="Calibri" w:eastAsia="Calibri" w:hAnsi="Calibri"/>
+                <w:b w:val="false"/>
+                <w:bCs w:val="false"/>
+                <w:sz w:val="19"/>
+                <w:szCs w:val="19"/>
+              </w:rPr>
+              <w:t xml:space="preserve">{#prelacion}{orden}</w:t>
+            </w:r>
+          </w:p>
+        </w:tc>
+        <w:tc>
+          <w:tcPr>
+            <w:tcW w:type="dxa" w:w="3240"/>
+            <w:tcMar>
+              <w:top w:type="dxa" w:w="55"/>
+              <w:left w:type="dxa" w:w="90"/>
+              <w:bottom w:type="dxa" w:w="55"/>
+              <w:right w:type="dxa" w:w="90"/>
+            </w:tcMar>
+          </w:tcPr>
+          <w:p>
+            <w:pPr>
+              <w:jc w:val="left"/>
+            </w:pPr>
+            <w:r>
+              <w:rPr>
+                <w:rFonts w:ascii="Calibri" w:cs="Calibri" w:eastAsia="Calibri" w:hAnsi="Calibri"/>
+                <w:b w:val="false"/>
+                <w:bCs w:val="false"/>
+                <w:sz w:val="19"/>
+                <w:szCs w:val="19"/>
+              </w:rPr>
+              <w:t xml:space="preserve">{razon}</w:t>
+            </w:r>
+          </w:p>
+        </w:tc>
+        <w:tc>
+          <w:tcPr>
+            <w:tcW w:type="dxa" w:w="1900"/>
+            <w:tcMar>
+              <w:top w:type="dxa" w:w="55"/>
+              <w:left w:type="dxa" w:w="90"/>
+              <w:bottom w:type="dxa" w:w="55"/>
+              <w:right w:type="dxa" w:w="90"/>
+            </w:tcMar>
+          </w:tcPr>
+          <w:p>
+            <w:pPr>
+              <w:jc w:val="center"/>
+            </w:pPr>
+            <w:r>
+              <w:rPr>
+                <w:rFonts w:ascii="Calibri" w:cs="Calibri" w:eastAsia="Calibri" w:hAnsi="Calibri"/>
+                <w:b w:val="false"/>
+                <w:bCs w:val="false"/>
+                <w:sz w:val="19"/>
+                <w:szCs w:val="19"/>
+              </w:rPr>
+              <w:t xml:space="preserve">{tec}</w:t>
+            </w:r>
+          </w:p>
+        </w:tc>
+        <w:tc>
+          <w:tcPr>
+            <w:tcW w:type="dxa" w:w="1900"/>
+            <w:tcMar>
+              <w:top w:type="dxa" w:w="55"/>
+              <w:left w:type="dxa" w:w="90"/>
+              <w:bottom w:type="dxa" w:w="55"/>
+              <w:right w:type="dxa" w:w="90"/>
+            </w:tcMar>
+          </w:tcPr>
+          <w:p>
+            <w:pPr>
+              <w:jc w:val="center"/>
+            </w:pPr>
+            <w:r>
+              <w:rPr>
+                <w:rFonts w:ascii="Calibri" w:cs="Calibri" w:eastAsia="Calibri" w:hAnsi="Calibri"/>
+                <w:b w:val="false"/>
+                <w:bCs w:val="false"/>
+                <w:sz w:val="19"/>
+                <w:szCs w:val="19"/>
+              </w:rPr>
+              <w:t xml:space="preserve">{eco}</w:t>
+            </w:r>
+          </w:p>
+        </w:tc>
+        <w:tc>
+          <w:tcPr>
+            <w:tcW w:type="dxa" w:w="1900"/>
+            <w:tcMar>
+              <w:top w:type="dxa" w:w="55"/>
+              <w:left w:type="dxa" w:w="90"/>
+              <w:bottom w:type="dxa" w:w="55"/>
+              <w:right w:type="dxa" w:w="90"/>
+            </w:tcMar>
+          </w:tcPr>
+          <w:p>
+            <w:pPr>
+              <w:jc w:val="center"/>
+            </w:pPr>
+            <w:r>
+              <w:rPr>
+                <w:rFonts w:ascii="Calibri" w:cs="Calibri" w:eastAsia="Calibri" w:hAnsi="Calibri"/>
+                <w:b/>
+                <w:bCs/>
+                <w:sz w:val="19"/>
+                <w:szCs w:val="19"/>
+              </w:rPr>
+              <w:t xml:space="preserve">{totalPts}{/prelacion}</w:t>
+            </w:r>
+          </w:p>
+        </w:tc>
+      </w:tr>
+    </w:tbl>
     <w:p>
       <w:pPr>
         <w:pStyle w:val="Heading1"/>

--- a/calificacion/plantillas/Acta_de_adjudicacion_puntos.docx
+++ b/calificacion/plantillas/Acta_de_adjudicacion_puntos.docx
@@ -412,16 +412,7 @@
                 <w:szCs w:val="22"/>
                 <w:lang w:eastAsia="es-EC"/>
               </w:rPr>
-              <w:t>{</w:t>
-            </w:r>
-            <w:r>
-              <w:rPr>
-                <w:rFonts w:ascii="Titillium Web" w:eastAsia="Arial" w:hAnsi="Titillium Web" w:cs="Arial"/>
-                <w:sz w:val="22"/>
-                <w:szCs w:val="22"/>
-                <w:lang w:eastAsia="es-EC"/>
-              </w:rPr>
-              <w:t>presupuestoLetras}</w:t>
+              <w:t>{presupuestoLetras}</w:t>
             </w:r>
           </w:p>
         </w:tc>
@@ -1036,43 +1027,7 @@
                 <w:szCs w:val="22"/>
                 <w:lang w:eastAsia="es-EC"/>
               </w:rPr>
-              <w:t>{#</w:t>
-            </w:r>
-            <w:r>
-              <w:rPr>
-                <w:rFonts w:ascii="Titillium Web" w:eastAsia="Arial" w:hAnsi="Titillium Web" w:cs="Arial"/>
-                <w:sz w:val="22"/>
-                <w:szCs w:val="22"/>
-                <w:lang w:eastAsia="es-EC"/>
-              </w:rPr>
-              <w:t>comision</w:t>
-            </w:r>
-            <w:r>
-              <w:rPr>
-                <w:rFonts w:ascii="Titillium Web" w:eastAsia="Arial" w:hAnsi="Titillium Web" w:cs="Arial"/>
-                <w:sz w:val="22"/>
-                <w:szCs w:val="22"/>
-                <w:lang w:eastAsia="es-EC"/>
-              </w:rPr>
-              <w:t>}{</w:t>
-            </w:r>
-            <w:r>
-              <w:rPr>
-                <w:rFonts w:ascii="Titillium Web" w:eastAsia="Arial" w:hAnsi="Titillium Web" w:cs="Arial"/>
-                <w:sz w:val="22"/>
-                <w:szCs w:val="22"/>
-                <w:lang w:eastAsia="es-EC"/>
-              </w:rPr>
-              <w:t>nombre</w:t>
-            </w:r>
-            <w:r>
-              <w:rPr>
-                <w:rFonts w:ascii="Titillium Web" w:eastAsia="Arial" w:hAnsi="Titillium Web" w:cs="Arial"/>
-                <w:sz w:val="22"/>
-                <w:szCs w:val="22"/>
-                <w:lang w:eastAsia="es-EC"/>
-              </w:rPr>
-              <w:t>}</w:t>
+              <w:t>{#comision}{nombre}</w:t>
             </w:r>
           </w:p>
         </w:tc>
@@ -1217,25 +1172,7 @@
                 <w:szCs w:val="22"/>
                 <w:lang w:eastAsia="es-EC"/>
               </w:rPr>
-              <w:t>{/</w:t>
-            </w:r>
-            <w:r>
-              <w:rPr>
-                <w:rFonts w:ascii="Titillium Web" w:eastAsia="Arial" w:hAnsi="Titillium Web" w:cs="Arial"/>
-                <w:sz w:val="22"/>
-                <w:szCs w:val="22"/>
-                <w:lang w:eastAsia="es-EC"/>
-              </w:rPr>
-              <w:t>comision</w:t>
-            </w:r>
-            <w:r>
-              <w:rPr>
-                <w:rFonts w:ascii="Titillium Web" w:eastAsia="Arial" w:hAnsi="Titillium Web" w:cs="Arial"/>
-                <w:sz w:val="22"/>
-                <w:szCs w:val="22"/>
-                <w:lang w:eastAsia="es-EC"/>
-              </w:rPr>
-              <w:t>}</w:t>
+              <w:t>{/comision}</w:t>
             </w:r>
           </w:p>
         </w:tc>
@@ -1626,7 +1563,7 @@
           <w:sz w:val="22"/>
           <w:szCs w:val="22"/>
         </w:rPr>
-        <w:t xml:space="preserve">Mediante (Memorando / Resolución) Nro. _______________, de fecha {fechaInicio}, </w:t>
+        <w:t xml:space="preserve">Mediante (Memorando / Resolución) Nro. {memoNro}, de fecha {fechaInicio}, </w:t>
       </w:r>
       <w:sdt>
         <w:sdtPr>
@@ -1663,23 +1600,7 @@
           <w:sz w:val="22"/>
           <w:szCs w:val="22"/>
         </w:rPr>
-        <w:t xml:space="preserve"> de gasto solicitó el inicio del proceso de comparación de precios para {objeto}. El presupuesto referencial corresponde a {presupuesto</w:t>
-      </w:r>
-      <w:r>
-        <w:rPr>
-          <w:rFonts w:ascii="Titillium Web" w:hAnsi="Titillium Web"/>
-          <w:sz w:val="22"/>
-          <w:szCs w:val="22"/>
-        </w:rPr>
-        <w:t>Letras</w:t>
-      </w:r>
-      <w:r>
-        <w:rPr>
-          <w:rFonts w:ascii="Titillium Web" w:hAnsi="Titillium Web"/>
-          <w:sz w:val="22"/>
-          <w:szCs w:val="22"/>
-        </w:rPr>
-        <w:t>}, previsto en el PAG aprobado.</w:t>
+        <w:t xml:space="preserve"> de gasto solicitó el inicio del proceso de comparación de precios para {objeto}. El presupuesto referencial corresponde a {presupuestoLetras}, previsto en el PAG aprobado.</w:t>
       </w:r>
     </w:p>
     <w:p>
@@ -1958,34 +1879,7 @@
                 <w:szCs w:val="22"/>
                 <w:lang w:eastAsia="es-EC"/>
               </w:rPr>
-              <w:t>{#provs}</w:t>
-            </w:r>
-            <w:r>
-              <w:rPr>
-                <w:rFonts w:ascii="Titillium Web" w:eastAsia="Arial" w:hAnsi="Titillium Web" w:cs="Arial"/>
-                <w:sz w:val="22"/>
-                <w:szCs w:val="22"/>
-                <w:lang w:eastAsia="es-EC"/>
-              </w:rPr>
-              <w:t>{</w:t>
-            </w:r>
-            <w:r>
-              <w:rPr>
-                <w:rFonts w:ascii="Titillium Web" w:eastAsia="Arial" w:hAnsi="Titillium Web" w:cs="Arial"/>
-                <w:sz w:val="22"/>
-                <w:szCs w:val="22"/>
-                <w:lang w:eastAsia="es-EC"/>
-              </w:rPr>
-              <w:t>razon</w:t>
-            </w:r>
-            <w:r>
-              <w:rPr>
-                <w:rFonts w:ascii="Titillium Web" w:eastAsia="Arial" w:hAnsi="Titillium Web" w:cs="Arial"/>
-                <w:sz w:val="22"/>
-                <w:szCs w:val="22"/>
-                <w:lang w:eastAsia="es-EC"/>
-              </w:rPr>
-              <w:t>}</w:t>
+              <w:t>{#provs}{razon}</w:t>
             </w:r>
           </w:p>
         </w:tc>
@@ -3860,47 +3754,7 @@
           <w:sz w:val="22"/>
           <w:szCs w:val="22"/>
         </w:rPr>
-        <w:t xml:space="preserve">La Comisión califica las propuestas técnicas conforme a los criterios de las bases (perfil profesional y oferta técnica). Solo pasan a la evaluación económica quienes alcancen el umbral técnico de </w:t>
-      </w:r>
-      <w:r>
-        <w:rPr>
-          <w:rFonts w:ascii="Titillium Web" w:hAnsi="Titillium Web"/>
-          <w:sz w:val="22"/>
-          <w:szCs w:val="22"/>
-        </w:rPr>
-        <w:t>{</w:t>
-      </w:r>
-      <w:r>
-        <w:rPr>
-          <w:rFonts w:ascii="Titillium Web" w:hAnsi="Titillium Web"/>
-          <w:sz w:val="22"/>
-          <w:szCs w:val="22"/>
-        </w:rPr>
-        <w:t>umbral</w:t>
-      </w:r>
-      <w:r>
-        <w:rPr>
-          <w:rFonts w:ascii="Titillium Web" w:hAnsi="Titillium Web"/>
-          <w:sz w:val="22"/>
-          <w:szCs w:val="22"/>
-        </w:rPr>
-        <w:t>}</w:t>
-      </w:r>
-      <w:r>
-        <w:rPr>
-          <w:rFonts w:ascii="Titillium Web" w:hAnsi="Titillium Web"/>
-          <w:sz w:val="22"/>
-          <w:szCs w:val="22"/>
-        </w:rPr>
-        <w:t xml:space="preserve"> de {tecMax}</w:t>
-      </w:r>
-      <w:r>
-        <w:rPr>
-          <w:rFonts w:ascii="Titillium Web" w:hAnsi="Titillium Web"/>
-          <w:sz w:val="22"/>
-          <w:szCs w:val="22"/>
-        </w:rPr>
-        <w:t xml:space="preserve"> puntos.</w:t>
+        <w:t xml:space="preserve">La Comisión califica las propuestas técnicas conforme a los criterios de las bases (perfil profesional y oferta técnica). Solo pasan a la evaluación económica quienes alcancen el umbral técnico de {umbral} de {tecMax} puntos.</w:t>
       </w:r>
     </w:p>
     <w:p>
@@ -4005,29 +3859,7 @@
                 <w:sz w:val="22"/>
                 <w:szCs w:val="22"/>
               </w:rPr>
-              <w:t xml:space="preserve">Puntaje técnico (sobre </w:t>
-            </w:r>
-            <w:r>
-              <w:rPr>
-                <w:rFonts w:ascii="Titillium Web" w:eastAsia="Calibri" w:hAnsi="Titillium Web" w:cs="Calibri"/>
-                <w:b/>
-                <w:bCs/>
-                <w:color w:val="FFFFFF" w:themeColor="background1"/>
-                <w:sz w:val="22"/>
-                <w:szCs w:val="22"/>
-              </w:rPr>
-              <w:t>{tecMax}</w:t>
-            </w:r>
-            <w:r>
-              <w:rPr>
-                <w:rFonts w:ascii="Titillium Web" w:eastAsia="Calibri" w:hAnsi="Titillium Web" w:cs="Calibri"/>
-                <w:b/>
-                <w:bCs/>
-                <w:color w:val="FFFFFF" w:themeColor="background1"/>
-                <w:sz w:val="22"/>
-                <w:szCs w:val="22"/>
-              </w:rPr>
-              <w:t>)</w:t>
+              <w:t xml:space="preserve">Puntaje técnico (sobre {tecMax})</w:t>
             </w:r>
           </w:p>
         </w:tc>
@@ -4515,7 +4347,7 @@
           <w:sz w:val="22"/>
           <w:szCs w:val="22"/>
         </w:rPr>
-        <w:t>Presupuesto referencial: {presupuesto} ({presupuestoLetras}).</w:t>
+        <w:t>Presupuesto referencial: {presupuestoLetras}.</w:t>
       </w:r>
     </w:p>
     <w:p>

--- a/calificacion/plantillas/Acta_de_adjudicacion_puntos.docx
+++ b/calificacion/plantillas/Acta_de_adjudicacion_puntos.docx
@@ -5357,6 +5357,11 @@
       </w:pPr>
     </w:p>
     <w:p>
+      <w:r>
+        <w:t>{#comision}</w:t>
+      </w:r>
+    </w:p>
+    <w:p>
       <w:pPr>
         <w:pStyle w:val="Textoindependiente3"/>
         <w:tabs>
@@ -5456,6 +5461,11 @@
           <w:szCs w:val="22"/>
         </w:rPr>
         <w:t>{cargo}</w:t>
+      </w:r>
+    </w:p>
+    <w:p>
+      <w:r>
+        <w:t>{/comision}</w:t>
       </w:r>
     </w:p>
     <w:sectPr>

--- a/calificacion/plantillas/Acta_de_adjudicacion_puntos.docx
+++ b/calificacion/plantillas/Acta_de_adjudicacion_puntos.docx
@@ -2560,7 +2560,7 @@
                 <w:szCs w:val="22"/>
                 <w:lang w:eastAsia="es-EC"/>
               </w:rPr>
-              <w:t>__:__</w:t>
+              <w:t>{hof}</w:t>
             </w:r>
           </w:p>
         </w:tc>

--- a/calificacion/plantillas/Acta_de_adjudicacion_puntos.docx
+++ b/calificacion/plantillas/Acta_de_adjudicacion_puntos.docx
@@ -745,7 +745,7 @@
           <w:sz w:val="22"/>
           <w:szCs w:val="22"/>
         </w:rPr>
-        <w:t>El día {fechaAdj}, a las XXhXX horas, en la (lugar o mediante sesión virtual), se reúnen de manera los miembros de la Comisión de Calificación, convocados por su Presidente, a través de Secretaría el día xx de XX de XX.</w:t>
+        <w:t>El día {fechaAdj}, a las {horaSesion} horas, en {lugarSesion}, se reúnen de manera los miembros de la Comisión de Calificación, convocados por su Presidente, a través de Secretaría el día xx de XX de XX.</w:t>
       </w:r>
     </w:p>
     <w:p>
@@ -6013,7 +6013,7 @@
           <w:sz w:val="22"/>
           <w:szCs w:val="22"/>
         </w:rPr>
-        <w:t>No existiendo más puntos que tratar, se da por terminada la sesión a las ___ h___ horas. Se dispone a Secretaría notificar la presente resolución al adjudicatario y a los proponentes no adjudicados, y remitir el expediente a la Coordinación del FAP para la elaboración del instrumento jurídico correspondiente.</w:t>
+        <w:t>No existiendo más puntos que tratar, se da por terminada la sesión a las {horaCierre} horas. Se dispone a Secretaría notificar la presente resolución al adjudicatario y a los proponentes no adjudicados, y remitir el expediente a la Coordinación del FAP para la elaboración del instrumento jurídico correspondiente.</w:t>
       </w:r>
     </w:p>
     <w:p>

--- a/calificacion/plantillas/Acta_de_adjudicacion_puntos.docx
+++ b/calificacion/plantillas/Acta_de_adjudicacion_puntos.docx
@@ -6077,29 +6077,334 @@
       </w:pPr>
     </w:p>
     <w:p>
+      <w:r>
+        <w:rPr>
+          <w:rFonts w:ascii="Titillium Web" w:hAnsi="Titillium Web" w:eastAsia="Arial" w:cs="Arial"/>
+          <w:b/>
+          <w:i w:val="0"/>
+          <w:sz w:val="22"/>
+        </w:rPr>
+        <w:t>Miembros con voz y voto:</w:t>
+      </w:r>
+    </w:p>
+    <w:tbl>
+      <w:tblPr>
+        <w:tblW w:type="dxa" w:w="9360"/>
+        <w:tblLook w:firstColumn="1" w:firstRow="1" w:lastColumn="0" w:lastRow="0" w:noHBand="0" w:noVBand="1" w:val="04A0"/>
+        <w:tblBorders>
+          <w:top w:val="nil"/>
+          <w:left w:val="nil"/>
+          <w:bottom w:val="nil"/>
+          <w:right w:val="nil"/>
+          <w:insideH w:val="nil"/>
+          <w:insideV w:val="nil"/>
+        </w:tblBorders>
+        <w:tblLayout w:type="fixed"/>
+      </w:tblPr>
+      <w:tblGrid>
+        <w:gridCol w:w="2339"/>
+        <w:gridCol w:w="2339"/>
+        <w:gridCol w:w="2339"/>
+        <w:gridCol w:w="2339"/>
+      </w:tblGrid>
+      <w:tr>
+        <w:tc>
+          <w:tcPr>
+            <w:tcW w:type="dxa" w:w="2340"/>
+          </w:tcPr>
+          <w:p>
+            <w:pPr>
+              <w:spacing w:before="360" w:after="40"/>
+              <w:jc w:val="center"/>
+              <w:pBdr>
+                <w:top w:val="single" w:sz="6" w:space="1" w:color="000000"/>
+              </w:pBdr>
+            </w:pPr>
+            <w:r/>
+            <w:r>
+              <w:rPr>
+                <w:rFonts w:ascii="Titillium Web" w:hAnsi="Titillium Web" w:eastAsia="Arial" w:cs="Arial"/>
+                <w:b w:val="0"/>
+                <w:i w:val="0"/>
+                <w:sz w:val="12"/>
+              </w:rPr>
+              <w:t xml:space="preserve"> </w:t>
+            </w:r>
+          </w:p>
+          <w:p>
+            <w:pPr>
+              <w:spacing w:after="0"/>
+              <w:jc w:val="center"/>
+            </w:pPr>
+            <w:r>
+              <w:rPr>
+                <w:rFonts w:ascii="Titillium Web" w:hAnsi="Titillium Web" w:eastAsia="Arial" w:cs="Arial"/>
+                <w:b/>
+                <w:i w:val="0"/>
+                <w:sz w:val="22"/>
+              </w:rPr>
+              <w:t>{v1nom}</w:t>
+            </w:r>
+          </w:p>
+          <w:p>
+            <w:pPr>
+              <w:spacing w:after="0"/>
+              <w:jc w:val="center"/>
+            </w:pPr>
+            <w:r>
+              <w:rPr>
+                <w:rFonts w:ascii="Titillium Web" w:hAnsi="Titillium Web" w:eastAsia="Arial" w:cs="Arial"/>
+                <w:b/>
+                <w:i w:val="0"/>
+                <w:sz w:val="21"/>
+              </w:rPr>
+              <w:t>{v1rol}</w:t>
+            </w:r>
+          </w:p>
+          <w:p>
+            <w:pPr>
+              <w:spacing w:after="0"/>
+              <w:jc w:val="center"/>
+            </w:pPr>
+            <w:r>
+              <w:rPr>
+                <w:rFonts w:ascii="Titillium Web" w:hAnsi="Titillium Web" w:eastAsia="Arial" w:cs="Arial"/>
+                <w:b w:val="0"/>
+                <w:i w:val="0"/>
+                <w:color w:val="6B7180"/>
+                <w:sz w:val="19"/>
+              </w:rPr>
+              <w:t>{v1cargo}</w:t>
+            </w:r>
+          </w:p>
+        </w:tc>
+        <w:tc>
+          <w:tcPr>
+            <w:tcW w:type="dxa" w:w="2340"/>
+          </w:tcPr>
+          <w:p>
+            <w:pPr>
+              <w:spacing w:before="360" w:after="40"/>
+              <w:jc w:val="center"/>
+              <w:pBdr>
+                <w:top w:val="single" w:sz="6" w:space="1" w:color="000000"/>
+              </w:pBdr>
+            </w:pPr>
+            <w:r/>
+            <w:r>
+              <w:rPr>
+                <w:rFonts w:ascii="Titillium Web" w:hAnsi="Titillium Web" w:eastAsia="Arial" w:cs="Arial"/>
+                <w:b w:val="0"/>
+                <w:i w:val="0"/>
+                <w:sz w:val="12"/>
+              </w:rPr>
+              <w:t xml:space="preserve"> </w:t>
+            </w:r>
+          </w:p>
+          <w:p>
+            <w:pPr>
+              <w:spacing w:after="0"/>
+              <w:jc w:val="center"/>
+            </w:pPr>
+            <w:r>
+              <w:rPr>
+                <w:rFonts w:ascii="Titillium Web" w:hAnsi="Titillium Web" w:eastAsia="Arial" w:cs="Arial"/>
+                <w:b/>
+                <w:i w:val="0"/>
+                <w:sz w:val="22"/>
+              </w:rPr>
+              <w:t>{v2nom}</w:t>
+            </w:r>
+          </w:p>
+          <w:p>
+            <w:pPr>
+              <w:spacing w:after="0"/>
+              <w:jc w:val="center"/>
+            </w:pPr>
+            <w:r>
+              <w:rPr>
+                <w:rFonts w:ascii="Titillium Web" w:hAnsi="Titillium Web" w:eastAsia="Arial" w:cs="Arial"/>
+                <w:b/>
+                <w:i w:val="0"/>
+                <w:sz w:val="21"/>
+              </w:rPr>
+              <w:t>{v2rol}</w:t>
+            </w:r>
+          </w:p>
+          <w:p>
+            <w:pPr>
+              <w:spacing w:after="0"/>
+              <w:jc w:val="center"/>
+            </w:pPr>
+            <w:r>
+              <w:rPr>
+                <w:rFonts w:ascii="Titillium Web" w:hAnsi="Titillium Web" w:eastAsia="Arial" w:cs="Arial"/>
+                <w:b w:val="0"/>
+                <w:i w:val="0"/>
+                <w:color w:val="6B7180"/>
+                <w:sz w:val="19"/>
+              </w:rPr>
+              <w:t>{v2cargo}</w:t>
+            </w:r>
+          </w:p>
+        </w:tc>
+        <w:tc>
+          <w:tcPr>
+            <w:tcW w:type="dxa" w:w="2340"/>
+          </w:tcPr>
+          <w:p>
+            <w:pPr>
+              <w:spacing w:before="360" w:after="40"/>
+              <w:jc w:val="center"/>
+              <w:pBdr>
+                <w:top w:val="single" w:sz="6" w:space="1" w:color="000000"/>
+              </w:pBdr>
+            </w:pPr>
+            <w:r/>
+            <w:r>
+              <w:rPr>
+                <w:rFonts w:ascii="Titillium Web" w:hAnsi="Titillium Web" w:eastAsia="Arial" w:cs="Arial"/>
+                <w:b w:val="0"/>
+                <w:i w:val="0"/>
+                <w:sz w:val="12"/>
+              </w:rPr>
+              <w:t xml:space="preserve"> </w:t>
+            </w:r>
+          </w:p>
+          <w:p>
+            <w:pPr>
+              <w:spacing w:after="0"/>
+              <w:jc w:val="center"/>
+            </w:pPr>
+            <w:r>
+              <w:rPr>
+                <w:rFonts w:ascii="Titillium Web" w:hAnsi="Titillium Web" w:eastAsia="Arial" w:cs="Arial"/>
+                <w:b/>
+                <w:i w:val="0"/>
+                <w:sz w:val="22"/>
+              </w:rPr>
+              <w:t>{v3nom}</w:t>
+            </w:r>
+          </w:p>
+          <w:p>
+            <w:pPr>
+              <w:spacing w:after="0"/>
+              <w:jc w:val="center"/>
+            </w:pPr>
+            <w:r>
+              <w:rPr>
+                <w:rFonts w:ascii="Titillium Web" w:hAnsi="Titillium Web" w:eastAsia="Arial" w:cs="Arial"/>
+                <w:b/>
+                <w:i w:val="0"/>
+                <w:sz w:val="21"/>
+              </w:rPr>
+              <w:t>{v3rol}</w:t>
+            </w:r>
+          </w:p>
+          <w:p>
+            <w:pPr>
+              <w:spacing w:after="0"/>
+              <w:jc w:val="center"/>
+            </w:pPr>
+            <w:r>
+              <w:rPr>
+                <w:rFonts w:ascii="Titillium Web" w:hAnsi="Titillium Web" w:eastAsia="Arial" w:cs="Arial"/>
+                <w:b w:val="0"/>
+                <w:i w:val="0"/>
+                <w:color w:val="6B7180"/>
+                <w:sz w:val="19"/>
+              </w:rPr>
+              <w:t>{v3cargo}</w:t>
+            </w:r>
+          </w:p>
+        </w:tc>
+        <w:tc>
+          <w:tcPr>
+            <w:tcW w:type="dxa" w:w="2340"/>
+          </w:tcPr>
+          <w:p>
+            <w:pPr>
+              <w:spacing w:before="360" w:after="40"/>
+              <w:jc w:val="center"/>
+              <w:pBdr>
+                <w:top w:val="single" w:sz="6" w:space="1" w:color="000000"/>
+              </w:pBdr>
+            </w:pPr>
+            <w:r/>
+            <w:r>
+              <w:rPr>
+                <w:rFonts w:ascii="Titillium Web" w:hAnsi="Titillium Web" w:eastAsia="Arial" w:cs="Arial"/>
+                <w:b w:val="0"/>
+                <w:i w:val="0"/>
+                <w:sz w:val="12"/>
+              </w:rPr>
+              <w:t xml:space="preserve"> </w:t>
+            </w:r>
+          </w:p>
+          <w:p>
+            <w:pPr>
+              <w:spacing w:after="0"/>
+              <w:jc w:val="center"/>
+            </w:pPr>
+            <w:r>
+              <w:rPr>
+                <w:rFonts w:ascii="Titillium Web" w:hAnsi="Titillium Web" w:eastAsia="Arial" w:cs="Arial"/>
+                <w:b/>
+                <w:i w:val="0"/>
+                <w:sz w:val="22"/>
+              </w:rPr>
+              <w:t>{v4nom}</w:t>
+            </w:r>
+          </w:p>
+          <w:p>
+            <w:pPr>
+              <w:spacing w:after="0"/>
+              <w:jc w:val="center"/>
+            </w:pPr>
+            <w:r>
+              <w:rPr>
+                <w:rFonts w:ascii="Titillium Web" w:hAnsi="Titillium Web" w:eastAsia="Arial" w:cs="Arial"/>
+                <w:b/>
+                <w:i w:val="0"/>
+                <w:sz w:val="21"/>
+              </w:rPr>
+              <w:t>{v4rol}</w:t>
+            </w:r>
+          </w:p>
+          <w:p>
+            <w:pPr>
+              <w:spacing w:after="0"/>
+              <w:jc w:val="center"/>
+            </w:pPr>
+            <w:r>
+              <w:rPr>
+                <w:rFonts w:ascii="Titillium Web" w:hAnsi="Titillium Web" w:eastAsia="Arial" w:cs="Arial"/>
+                <w:b w:val="0"/>
+                <w:i w:val="0"/>
+                <w:color w:val="6B7180"/>
+                <w:sz w:val="19"/>
+              </w:rPr>
+              <w:t>{v4cargo}</w:t>
+            </w:r>
+          </w:p>
+        </w:tc>
+      </w:tr>
+    </w:tbl>
+    <w:p>
       <w:pPr>
         <w:pStyle w:val="Textoindependiente3"/>
         <w:tabs>
           <w:tab w:val="left" w:pos="426"/>
         </w:tabs>
         <w:ind w:right="-1"/>
-        <w:jc w:val="both"/>
-        <w:rPr>
-          <w:rFonts w:ascii="Titillium Web" w:hAnsi="Titillium Web"/>
+        <w:rPr>
+          <w:rFonts w:ascii="Titillium Web" w:hAnsi="Titillium Web"/>
+          <w:bCs/>
           <w:sz w:val="22"/>
           <w:szCs w:val="22"/>
           <w:lang w:val="en-US"/>
         </w:rPr>
       </w:pPr>
-      <w:r>
-        <w:rPr>
-          <w:rFonts w:ascii="Titillium Web" w:hAnsi="Titillium Web"/>
-          <w:sz w:val="22"/>
-          <w:szCs w:val="22"/>
-          <w:lang w:val="en-US"/>
-        </w:rPr>
-        <w:t>{#votM}</w:t>
-      </w:r>
     </w:p>
     <w:p>
       <w:pPr>
@@ -6108,148 +6413,6 @@
           <w:tab w:val="left" w:pos="426"/>
         </w:tabs>
         <w:ind w:right="-1"/>
-        <w:jc w:val="both"/>
-        <w:rPr>
-          <w:rFonts w:ascii="Titillium Web" w:hAnsi="Titillium Web"/>
-          <w:sz w:val="22"/>
-          <w:szCs w:val="22"/>
-          <w:lang w:val="en-US"/>
-        </w:rPr>
-      </w:pPr>
-      <w:r>
-        <w:rPr>
-          <w:rFonts w:ascii="Titillium Web" w:hAnsi="Titillium Web"/>
-          <w:sz w:val="22"/>
-          <w:szCs w:val="22"/>
-          <w:lang w:val="en-US"/>
-        </w:rPr>
-        <w:t>______________________________</w:t>
-      </w:r>
-    </w:p>
-    <w:p>
-      <w:pPr>
-        <w:pStyle w:val="Textoindependiente3"/>
-        <w:tabs>
-          <w:tab w:val="left" w:pos="426"/>
-        </w:tabs>
-        <w:ind w:right="-1"/>
-        <w:jc w:val="both"/>
-        <w:rPr>
-          <w:rFonts w:ascii="Titillium Web" w:hAnsi="Titillium Web"/>
-          <w:sz w:val="22"/>
-          <w:szCs w:val="22"/>
-          <w:lang w:val="en-US"/>
-        </w:rPr>
-      </w:pPr>
-      <w:r>
-        <w:rPr>
-          <w:rFonts w:ascii="Titillium Web" w:hAnsi="Titillium Web"/>
-          <w:bCs/>
-          <w:sz w:val="22"/>
-          <w:szCs w:val="22"/>
-          <w:lang w:val="en-US"/>
-        </w:rPr>
-        <w:t>{nombre}</w:t>
-      </w:r>
-    </w:p>
-    <w:p>
-      <w:pPr>
-        <w:pStyle w:val="Textoindependiente3"/>
-        <w:tabs>
-          <w:tab w:val="left" w:pos="426"/>
-        </w:tabs>
-        <w:ind w:right="-1"/>
-        <w:jc w:val="both"/>
-        <w:rPr>
-          <w:rFonts w:ascii="Titillium Web" w:hAnsi="Titillium Web"/>
-          <w:sz w:val="22"/>
-          <w:szCs w:val="22"/>
-          <w:lang w:val="en-US"/>
-        </w:rPr>
-      </w:pPr>
-      <w:r>
-        <w:rPr>
-          <w:rFonts w:ascii="Titillium Web" w:hAnsi="Titillium Web"/>
-          <w:sz w:val="22"/>
-          <w:szCs w:val="22"/>
-          <w:lang w:val="en-US"/>
-        </w:rPr>
-        <w:t>{rol}</w:t>
-      </w:r>
-    </w:p>
-    <w:p>
-      <w:pPr>
-        <w:pStyle w:val="Textoindependiente3"/>
-        <w:tabs>
-          <w:tab w:val="left" w:pos="426"/>
-        </w:tabs>
-        <w:ind w:right="-1"/>
-        <w:jc w:val="both"/>
-        <w:rPr>
-          <w:rFonts w:ascii="Titillium Web" w:hAnsi="Titillium Web"/>
-          <w:sz w:val="22"/>
-          <w:szCs w:val="22"/>
-          <w:lang w:val="en-US"/>
-        </w:rPr>
-      </w:pPr>
-      <w:r>
-        <w:rPr>
-          <w:rFonts w:ascii="Titillium Web" w:hAnsi="Titillium Web"/>
-          <w:sz w:val="22"/>
-          <w:szCs w:val="22"/>
-          <w:lang w:val="en-US"/>
-        </w:rPr>
-        <w:t>{cargo}</w:t>
-      </w:r>
-    </w:p>
-    <w:p>
-      <w:pPr>
-        <w:pStyle w:val="Textoindependiente3"/>
-        <w:tabs>
-          <w:tab w:val="left" w:pos="426"/>
-        </w:tabs>
-        <w:ind w:right="-1"/>
-        <w:jc w:val="both"/>
-        <w:rPr>
-          <w:rFonts w:ascii="Titillium Web" w:hAnsi="Titillium Web"/>
-          <w:sz w:val="22"/>
-          <w:szCs w:val="22"/>
-          <w:lang w:val="en-US"/>
-        </w:rPr>
-      </w:pPr>
-      <w:r>
-        <w:rPr>
-          <w:rFonts w:ascii="Titillium Web" w:hAnsi="Titillium Web"/>
-          <w:sz w:val="22"/>
-          <w:szCs w:val="22"/>
-          <w:lang w:val="en-US"/>
-        </w:rPr>
-        <w:t>{/votM}</w:t>
-      </w:r>
-    </w:p>
-    <w:p>
-      <w:pPr>
-        <w:pStyle w:val="Textoindependiente3"/>
-        <w:tabs>
-          <w:tab w:val="left" w:pos="426"/>
-        </w:tabs>
-        <w:ind w:right="-1"/>
-        <w:rPr>
-          <w:rFonts w:ascii="Titillium Web" w:hAnsi="Titillium Web"/>
-          <w:bCs/>
-          <w:sz w:val="22"/>
-          <w:szCs w:val="22"/>
-          <w:lang w:val="en-US"/>
-        </w:rPr>
-      </w:pPr>
-    </w:p>
-    <w:p>
-      <w:pPr>
-        <w:pStyle w:val="Textoindependiente3"/>
-        <w:tabs>
-          <w:tab w:val="left" w:pos="426"/>
-        </w:tabs>
-        <w:ind w:right="-1"/>
         <w:rPr>
           <w:rFonts w:ascii="Titillium Web" w:hAnsi="Titillium Web"/>
           <w:sz w:val="22"/>
@@ -6268,158 +6431,309 @@
         <w:t>Miembros con voz sin voto:</w:t>
       </w:r>
     </w:p>
-    <w:p>
-      <w:pPr>
-        <w:pStyle w:val="Textoindependiente3"/>
-        <w:tabs>
-          <w:tab w:val="left" w:pos="426"/>
-        </w:tabs>
-        <w:ind w:right="-1"/>
-        <w:jc w:val="both"/>
-        <w:rPr>
-          <w:rFonts w:ascii="Titillium Web" w:hAnsi="Titillium Web"/>
-          <w:sz w:val="22"/>
-          <w:szCs w:val="22"/>
-          <w:lang w:val="en-US"/>
-        </w:rPr>
-      </w:pPr>
-      <w:r>
-        <w:rPr>
-          <w:rFonts w:ascii="Titillium Web" w:hAnsi="Titillium Web"/>
-          <w:sz w:val="22"/>
-          <w:szCs w:val="22"/>
-          <w:lang w:val="en-US"/>
-        </w:rPr>
-        <w:t>{#sinVoto}</w:t>
-      </w:r>
-    </w:p>
-    <w:p>
-      <w:pPr>
-        <w:pStyle w:val="Textoindependiente3"/>
-        <w:tabs>
-          <w:tab w:val="left" w:pos="426"/>
-        </w:tabs>
-        <w:ind w:right="-1"/>
-        <w:jc w:val="both"/>
-        <w:rPr>
-          <w:rFonts w:ascii="Titillium Web" w:hAnsi="Titillium Web"/>
-          <w:sz w:val="22"/>
-          <w:szCs w:val="22"/>
-          <w:lang w:val="en-US"/>
-        </w:rPr>
-      </w:pPr>
-      <w:r>
-        <w:rPr>
-          <w:rFonts w:ascii="Titillium Web" w:hAnsi="Titillium Web"/>
-          <w:sz w:val="22"/>
-          <w:szCs w:val="22"/>
-          <w:lang w:val="en-US"/>
-        </w:rPr>
-        <w:t>______________________________</w:t>
-      </w:r>
-    </w:p>
-    <w:p>
-      <w:pPr>
-        <w:pStyle w:val="Textoindependiente3"/>
-        <w:tabs>
-          <w:tab w:val="left" w:pos="426"/>
-        </w:tabs>
-        <w:ind w:right="-1"/>
-        <w:jc w:val="both"/>
-        <w:rPr>
-          <w:rFonts w:ascii="Titillium Web" w:hAnsi="Titillium Web"/>
-          <w:sz w:val="22"/>
-          <w:szCs w:val="22"/>
-          <w:lang w:val="en-US"/>
-        </w:rPr>
-      </w:pPr>
-      <w:r>
-        <w:rPr>
-          <w:rFonts w:ascii="Titillium Web" w:hAnsi="Titillium Web"/>
-          <w:bCs/>
-          <w:sz w:val="22"/>
-          <w:szCs w:val="22"/>
-          <w:lang w:val="en-US"/>
-        </w:rPr>
-        <w:t>{nombre}</w:t>
-      </w:r>
-    </w:p>
-    <w:p>
-      <w:pPr>
-        <w:pStyle w:val="Textoindependiente3"/>
-        <w:tabs>
-          <w:tab w:val="left" w:pos="426"/>
-        </w:tabs>
-        <w:ind w:right="-1"/>
-        <w:jc w:val="both"/>
-        <w:rPr>
-          <w:rFonts w:ascii="Titillium Web" w:hAnsi="Titillium Web"/>
-          <w:sz w:val="22"/>
-          <w:szCs w:val="22"/>
-          <w:lang w:val="en-US"/>
-        </w:rPr>
-      </w:pPr>
-      <w:r>
-        <w:rPr>
-          <w:rFonts w:ascii="Titillium Web" w:hAnsi="Titillium Web"/>
-          <w:sz w:val="22"/>
-          <w:szCs w:val="22"/>
-          <w:lang w:val="en-US"/>
-        </w:rPr>
-        <w:t>{rol}</w:t>
-      </w:r>
-    </w:p>
-    <w:p>
-      <w:pPr>
-        <w:pStyle w:val="Textoindependiente3"/>
-        <w:tabs>
-          <w:tab w:val="left" w:pos="426"/>
-        </w:tabs>
-        <w:ind w:right="-1"/>
-        <w:jc w:val="both"/>
-        <w:rPr>
-          <w:rFonts w:ascii="Titillium Web" w:hAnsi="Titillium Web"/>
-          <w:sz w:val="22"/>
-          <w:szCs w:val="22"/>
-          <w:lang w:val="en-US"/>
-        </w:rPr>
-      </w:pPr>
-      <w:r>
-        <w:rPr>
-          <w:rFonts w:ascii="Titillium Web" w:hAnsi="Titillium Web"/>
-          <w:sz w:val="22"/>
-          <w:szCs w:val="22"/>
-          <w:lang w:val="en-US"/>
-        </w:rPr>
-        <w:t>{cargo}</w:t>
-      </w:r>
-    </w:p>
-    <w:p>
-      <w:pPr>
-        <w:pStyle w:val="Textoindependiente3"/>
-        <w:tabs>
-          <w:tab w:val="left" w:pos="426"/>
-        </w:tabs>
-        <w:ind w:right="-1"/>
-        <w:jc w:val="both"/>
-        <w:rPr>
-          <w:rFonts w:ascii="Titillium Web" w:hAnsi="Titillium Web"/>
-          <w:sz w:val="22"/>
-          <w:szCs w:val="22"/>
-          <w:lang w:val="en-US"/>
-        </w:rPr>
-      </w:pPr>
-      <w:r>
-        <w:rPr>
-          <w:rFonts w:ascii="Titillium Web" w:hAnsi="Titillium Web"/>
-          <w:sz w:val="22"/>
-          <w:szCs w:val="22"/>
-          <w:lang w:val="en-US"/>
-        </w:rPr>
-        <w:lastRenderedPageBreak/>
-        <w:t>{/sinVoto}</w:t>
-      </w:r>
-    </w:p>
+    <w:tbl>
+      <w:tblPr>
+        <w:tblW w:type="dxa" w:w="9360"/>
+        <w:tblLook w:firstColumn="1" w:firstRow="1" w:lastColumn="0" w:lastRow="0" w:noHBand="0" w:noVBand="1" w:val="04A0"/>
+        <w:tblBorders>
+          <w:top w:val="nil"/>
+          <w:left w:val="nil"/>
+          <w:bottom w:val="nil"/>
+          <w:right w:val="nil"/>
+          <w:insideH w:val="nil"/>
+          <w:insideV w:val="nil"/>
+        </w:tblBorders>
+        <w:tblLayout w:type="fixed"/>
+      </w:tblPr>
+      <w:tblGrid>
+        <w:gridCol w:w="2339"/>
+        <w:gridCol w:w="2339"/>
+        <w:gridCol w:w="2339"/>
+        <w:gridCol w:w="2339"/>
+      </w:tblGrid>
+      <w:tr>
+        <w:tc>
+          <w:tcPr>
+            <w:tcW w:type="dxa" w:w="2340"/>
+          </w:tcPr>
+          <w:p>
+            <w:pPr>
+              <w:spacing w:before="360" w:after="40"/>
+              <w:jc w:val="center"/>
+              <w:pBdr>
+                <w:top w:val="single" w:sz="6" w:space="1" w:color="000000"/>
+              </w:pBdr>
+            </w:pPr>
+            <w:r/>
+            <w:r>
+              <w:rPr>
+                <w:rFonts w:ascii="Titillium Web" w:hAnsi="Titillium Web" w:eastAsia="Arial" w:cs="Arial"/>
+                <w:b w:val="0"/>
+                <w:i w:val="0"/>
+                <w:sz w:val="12"/>
+              </w:rPr>
+              <w:t xml:space="preserve"> </w:t>
+            </w:r>
+          </w:p>
+          <w:p>
+            <w:pPr>
+              <w:spacing w:after="0"/>
+              <w:jc w:val="center"/>
+            </w:pPr>
+            <w:r>
+              <w:rPr>
+                <w:rFonts w:ascii="Titillium Web" w:hAnsi="Titillium Web" w:eastAsia="Arial" w:cs="Arial"/>
+                <w:b/>
+                <w:i w:val="0"/>
+                <w:sz w:val="22"/>
+              </w:rPr>
+              <w:t>{s1nom}</w:t>
+            </w:r>
+          </w:p>
+          <w:p>
+            <w:pPr>
+              <w:spacing w:after="0"/>
+              <w:jc w:val="center"/>
+            </w:pPr>
+            <w:r>
+              <w:rPr>
+                <w:rFonts w:ascii="Titillium Web" w:hAnsi="Titillium Web" w:eastAsia="Arial" w:cs="Arial"/>
+                <w:b/>
+                <w:i w:val="0"/>
+                <w:sz w:val="21"/>
+              </w:rPr>
+              <w:t>{s1rol}</w:t>
+            </w:r>
+          </w:p>
+          <w:p>
+            <w:pPr>
+              <w:spacing w:after="0"/>
+              <w:jc w:val="center"/>
+            </w:pPr>
+            <w:r>
+              <w:rPr>
+                <w:rFonts w:ascii="Titillium Web" w:hAnsi="Titillium Web" w:eastAsia="Arial" w:cs="Arial"/>
+                <w:b w:val="0"/>
+                <w:i w:val="0"/>
+                <w:color w:val="6B7180"/>
+                <w:sz w:val="19"/>
+              </w:rPr>
+              <w:t>{s1cargo}</w:t>
+            </w:r>
+          </w:p>
+        </w:tc>
+        <w:tc>
+          <w:tcPr>
+            <w:tcW w:type="dxa" w:w="2340"/>
+          </w:tcPr>
+          <w:p>
+            <w:pPr>
+              <w:spacing w:before="360" w:after="40"/>
+              <w:jc w:val="center"/>
+              <w:pBdr>
+                <w:top w:val="single" w:sz="6" w:space="1" w:color="000000"/>
+              </w:pBdr>
+            </w:pPr>
+            <w:r/>
+            <w:r>
+              <w:rPr>
+                <w:rFonts w:ascii="Titillium Web" w:hAnsi="Titillium Web" w:eastAsia="Arial" w:cs="Arial"/>
+                <w:b w:val="0"/>
+                <w:i w:val="0"/>
+                <w:sz w:val="12"/>
+              </w:rPr>
+              <w:t xml:space="preserve"> </w:t>
+            </w:r>
+          </w:p>
+          <w:p>
+            <w:pPr>
+              <w:spacing w:after="0"/>
+              <w:jc w:val="center"/>
+            </w:pPr>
+            <w:r>
+              <w:rPr>
+                <w:rFonts w:ascii="Titillium Web" w:hAnsi="Titillium Web" w:eastAsia="Arial" w:cs="Arial"/>
+                <w:b/>
+                <w:i w:val="0"/>
+                <w:sz w:val="22"/>
+              </w:rPr>
+              <w:t>{s2nom}</w:t>
+            </w:r>
+          </w:p>
+          <w:p>
+            <w:pPr>
+              <w:spacing w:after="0"/>
+              <w:jc w:val="center"/>
+            </w:pPr>
+            <w:r>
+              <w:rPr>
+                <w:rFonts w:ascii="Titillium Web" w:hAnsi="Titillium Web" w:eastAsia="Arial" w:cs="Arial"/>
+                <w:b/>
+                <w:i w:val="0"/>
+                <w:sz w:val="21"/>
+              </w:rPr>
+              <w:t>{s2rol}</w:t>
+            </w:r>
+          </w:p>
+          <w:p>
+            <w:pPr>
+              <w:spacing w:after="0"/>
+              <w:jc w:val="center"/>
+            </w:pPr>
+            <w:r>
+              <w:rPr>
+                <w:rFonts w:ascii="Titillium Web" w:hAnsi="Titillium Web" w:eastAsia="Arial" w:cs="Arial"/>
+                <w:b w:val="0"/>
+                <w:i w:val="0"/>
+                <w:color w:val="6B7180"/>
+                <w:sz w:val="19"/>
+              </w:rPr>
+              <w:t>{s2cargo}</w:t>
+            </w:r>
+          </w:p>
+        </w:tc>
+        <w:tc>
+          <w:tcPr>
+            <w:tcW w:type="dxa" w:w="2340"/>
+          </w:tcPr>
+          <w:p>
+            <w:pPr>
+              <w:spacing w:before="360" w:after="40"/>
+              <w:jc w:val="center"/>
+              <w:pBdr>
+                <w:top w:val="single" w:sz="6" w:space="1" w:color="000000"/>
+              </w:pBdr>
+            </w:pPr>
+            <w:r/>
+            <w:r>
+              <w:rPr>
+                <w:rFonts w:ascii="Titillium Web" w:hAnsi="Titillium Web" w:eastAsia="Arial" w:cs="Arial"/>
+                <w:b w:val="0"/>
+                <w:i w:val="0"/>
+                <w:sz w:val="12"/>
+              </w:rPr>
+              <w:t xml:space="preserve"> </w:t>
+            </w:r>
+          </w:p>
+          <w:p>
+            <w:pPr>
+              <w:spacing w:after="0"/>
+              <w:jc w:val="center"/>
+            </w:pPr>
+            <w:r>
+              <w:rPr>
+                <w:rFonts w:ascii="Titillium Web" w:hAnsi="Titillium Web" w:eastAsia="Arial" w:cs="Arial"/>
+                <w:b/>
+                <w:i w:val="0"/>
+                <w:sz w:val="22"/>
+              </w:rPr>
+              <w:t>{s3nom}</w:t>
+            </w:r>
+          </w:p>
+          <w:p>
+            <w:pPr>
+              <w:spacing w:after="0"/>
+              <w:jc w:val="center"/>
+            </w:pPr>
+            <w:r>
+              <w:rPr>
+                <w:rFonts w:ascii="Titillium Web" w:hAnsi="Titillium Web" w:eastAsia="Arial" w:cs="Arial"/>
+                <w:b/>
+                <w:i w:val="0"/>
+                <w:sz w:val="21"/>
+              </w:rPr>
+              <w:t>{s3rol}</w:t>
+            </w:r>
+          </w:p>
+          <w:p>
+            <w:pPr>
+              <w:spacing w:after="0"/>
+              <w:jc w:val="center"/>
+            </w:pPr>
+            <w:r>
+              <w:rPr>
+                <w:rFonts w:ascii="Titillium Web" w:hAnsi="Titillium Web" w:eastAsia="Arial" w:cs="Arial"/>
+                <w:b w:val="0"/>
+                <w:i w:val="0"/>
+                <w:color w:val="6B7180"/>
+                <w:sz w:val="19"/>
+              </w:rPr>
+              <w:t>{s3cargo}</w:t>
+            </w:r>
+          </w:p>
+        </w:tc>
+        <w:tc>
+          <w:tcPr>
+            <w:tcW w:type="dxa" w:w="2340"/>
+          </w:tcPr>
+          <w:p>
+            <w:pPr>
+              <w:spacing w:before="360" w:after="40"/>
+              <w:jc w:val="center"/>
+              <w:pBdr>
+                <w:top w:val="single" w:sz="6" w:space="1" w:color="000000"/>
+              </w:pBdr>
+            </w:pPr>
+            <w:r/>
+            <w:r>
+              <w:rPr>
+                <w:rFonts w:ascii="Titillium Web" w:hAnsi="Titillium Web" w:eastAsia="Arial" w:cs="Arial"/>
+                <w:b w:val="0"/>
+                <w:i w:val="0"/>
+                <w:sz w:val="12"/>
+              </w:rPr>
+              <w:t xml:space="preserve"> </w:t>
+            </w:r>
+          </w:p>
+          <w:p>
+            <w:pPr>
+              <w:spacing w:after="0"/>
+              <w:jc w:val="center"/>
+            </w:pPr>
+            <w:r>
+              <w:rPr>
+                <w:rFonts w:ascii="Titillium Web" w:hAnsi="Titillium Web" w:eastAsia="Arial" w:cs="Arial"/>
+                <w:b/>
+                <w:i w:val="0"/>
+                <w:sz w:val="22"/>
+              </w:rPr>
+              <w:t>{s4nom}</w:t>
+            </w:r>
+          </w:p>
+          <w:p>
+            <w:pPr>
+              <w:spacing w:after="0"/>
+              <w:jc w:val="center"/>
+            </w:pPr>
+            <w:r>
+              <w:rPr>
+                <w:rFonts w:ascii="Titillium Web" w:hAnsi="Titillium Web" w:eastAsia="Arial" w:cs="Arial"/>
+                <w:b/>
+                <w:i w:val="0"/>
+                <w:sz w:val="21"/>
+              </w:rPr>
+              <w:t>{s4rol}</w:t>
+            </w:r>
+          </w:p>
+          <w:p>
+            <w:pPr>
+              <w:spacing w:after="0"/>
+              <w:jc w:val="center"/>
+            </w:pPr>
+            <w:r>
+              <w:rPr>
+                <w:rFonts w:ascii="Titillium Web" w:hAnsi="Titillium Web" w:eastAsia="Arial" w:cs="Arial"/>
+                <w:b w:val="0"/>
+                <w:i w:val="0"/>
+                <w:color w:val="6B7180"/>
+                <w:sz w:val="19"/>
+              </w:rPr>
+              <w:t>{s4cargo}</w:t>
+            </w:r>
+          </w:p>
+        </w:tc>
+      </w:tr>
+    </w:tbl>
     <w:p>
       <w:pPr>
         <w:pStyle w:val="Textoindependiente3"/>

--- a/calificacion/plantillas/Acta_de_adjudicacion_puntos.docx
+++ b/calificacion/plantillas/Acta_de_adjudicacion_puntos.docx
@@ -2785,6 +2785,15 @@
       </w:r>
     </w:p>
     <w:p>
+      <w:r>
+        <w:rPr>
+          <w:rFonts w:ascii="Titillium Web" w:hAnsi="Titillium Web"/>
+          <w:sz w:val="22"/>
+        </w:rPr>
+        <w:t>{#docsGate}</w:t>
+      </w:r>
+    </w:p>
+    <w:p>
       <w:pPr>
         <w:spacing w:line="264" w:lineRule="auto"/>
         <w:jc w:val="both"/>
@@ -3160,6 +3169,15 @@
           <w:szCs w:val="22"/>
         </w:rPr>
       </w:pPr>
+    </w:p>
+    <w:p>
+      <w:r>
+        <w:rPr>
+          <w:rFonts w:ascii="Titillium Web" w:hAnsi="Titillium Web"/>
+          <w:sz w:val="22"/>
+        </w:rPr>
+        <w:t>{/docsGate}</w:t>
+      </w:r>
     </w:p>
     <w:p>
       <w:pPr>
